--- a/Sprint20260921-20261002/HERO-67693_20260930_120214.docx
+++ b/Sprint20260921-20261002/HERO-67693_20260930_120214.docx
@@ -5699,264 +5699,6 @@
         <w:t>: MsSQL</w:t>
       </w:r>
     </w:p>
-    <w:p>
-      <w:pPr>
-        <w:spacing w:before="200" w:after="120"/>
-      </w:pPr>
-      <w:r>
-        <w:rPr>
-          <w:rFonts w:ascii="Arial" w:hAnsi="Arial" w:eastAsia="Arial" w:cs="Arial"/>
-          <w:b/>
-          <w:color w:val="000000"/>
-          <w:sz w:val="26"/>
-          <w:u w:val="single"/>
-        </w:rPr>
-        <w:t>Appendix</w:t>
-      </w:r>
-    </w:p>
-    <w:p>
-      <w:pPr>
-        <w:spacing w:before="0" w:after="80"/>
-      </w:pPr>
-      <w:r>
-        <w:rPr>
-          <w:rFonts w:ascii="Arial" w:hAnsi="Arial" w:eastAsia="Arial" w:cs="Arial"/>
-          <w:b/>
-          <w:color w:val="000000"/>
-          <w:sz w:val="20"/>
-          <w:u w:val="none"/>
-        </w:rPr>
-        <w:t>Issue Key:</w:t>
-      </w:r>
-      <w:r>
-        <w:rPr>
-          <w:rFonts w:ascii="Arial" w:hAnsi="Arial" w:eastAsia="Arial" w:cs="Arial"/>
-          <w:b w:val="0"/>
-          <w:color w:val="000000"/>
-          <w:sz w:val="20"/>
-          <w:u w:val="none"/>
-        </w:rPr>
-        <w:t xml:space="preserve"> HERO-67693</w:t>
-      </w:r>
-    </w:p>
-    <w:p>
-      <w:pPr>
-        <w:spacing w:before="0" w:after="80"/>
-      </w:pPr>
-      <w:r>
-        <w:rPr>
-          <w:rFonts w:ascii="Arial" w:hAnsi="Arial" w:eastAsia="Arial" w:cs="Arial"/>
-          <w:b/>
-          <w:color w:val="000000"/>
-          <w:sz w:val="20"/>
-          <w:u w:val="none"/>
-        </w:rPr>
-        <w:t>Summary:</w:t>
-      </w:r>
-      <w:r>
-        <w:rPr>
-          <w:rFonts w:ascii="Arial" w:hAnsi="Arial" w:eastAsia="Arial" w:cs="Arial"/>
-          <w:b w:val="0"/>
-          <w:color w:val="000000"/>
-          <w:sz w:val="20"/>
-          <w:u w:val="none"/>
-        </w:rPr>
-        <w:t xml:space="preserve"> Build new custom report base on CUS083 Sales Summary Report</w:t>
-      </w:r>
-    </w:p>
-    <w:p>
-      <w:pPr>
-        <w:spacing w:before="0" w:after="80"/>
-      </w:pPr>
-      <w:r>
-        <w:rPr>
-          <w:rFonts w:ascii="Arial" w:hAnsi="Arial" w:eastAsia="Arial" w:cs="Arial"/>
-          <w:b/>
-          <w:color w:val="000000"/>
-          <w:sz w:val="20"/>
-          <w:u w:val="none"/>
-        </w:rPr>
-        <w:t>Component:</w:t>
-      </w:r>
-      <w:r>
-        <w:rPr>
-          <w:rFonts w:ascii="Arial" w:hAnsi="Arial" w:eastAsia="Arial" w:cs="Arial"/>
-          <w:b w:val="0"/>
-          <w:color w:val="000000"/>
-          <w:sz w:val="20"/>
-          <w:u w:val="none"/>
-        </w:rPr>
-        <w:t xml:space="preserve"> REPORTS</w:t>
-      </w:r>
-    </w:p>
-    <w:p>
-      <w:pPr>
-        <w:spacing w:before="0" w:after="80"/>
-      </w:pPr>
-      <w:r>
-        <w:rPr>
-          <w:rFonts w:ascii="Arial" w:hAnsi="Arial" w:eastAsia="Arial" w:cs="Arial"/>
-          <w:b/>
-          <w:color w:val="000000"/>
-          <w:sz w:val="20"/>
-          <w:u w:val="none"/>
-        </w:rPr>
-        <w:t>Sprint:</w:t>
-      </w:r>
-      <w:r>
-        <w:rPr>
-          <w:rFonts w:ascii="Arial" w:hAnsi="Arial" w:eastAsia="Arial" w:cs="Arial"/>
-          <w:b w:val="0"/>
-          <w:color w:val="000000"/>
-          <w:sz w:val="20"/>
-          <w:u w:val="none"/>
-        </w:rPr>
-        <w:t xml:space="preserve"> Report - 20260921-20261002</w:t>
-      </w:r>
-    </w:p>
-    <w:p>
-      <w:pPr>
-        <w:spacing w:before="0" w:after="80"/>
-      </w:pPr>
-      <w:r>
-        <w:rPr>
-          <w:rFonts w:ascii="Arial" w:hAnsi="Arial" w:eastAsia="Arial" w:cs="Arial"/>
-          <w:b/>
-          <w:color w:val="000000"/>
-          <w:sz w:val="20"/>
-          <w:u w:val="none"/>
-        </w:rPr>
-        <w:t>Acceptance Criteria (from JIRA):</w:t>
-      </w:r>
-    </w:p>
-    <w:p>
-      <w:pPr>
-        <w:spacing w:before="0" w:after="40"/>
-        <w:ind w:left="360" w:hanging="240"/>
-      </w:pPr>
-      <w:r>
-        <w:rPr>
-          <w:rFonts w:ascii="Arial" w:hAnsi="Arial" w:eastAsia="Arial" w:cs="Arial"/>
-          <w:b w:val="0"/>
-          <w:color w:val="000000"/>
-          <w:sz w:val="20"/>
-          <w:u w:val="none"/>
-        </w:rPr>
-        <w:t>1. Add date range in report parameters (Begin Date and End Date).</w:t>
-      </w:r>
-    </w:p>
-    <w:p>
-      <w:pPr>
-        <w:spacing w:before="0" w:after="40"/>
-        <w:ind w:left="360" w:hanging="240"/>
-      </w:pPr>
-      <w:r>
-        <w:rPr>
-          <w:rFonts w:ascii="Arial" w:hAnsi="Arial" w:eastAsia="Arial" w:cs="Arial"/>
-          <w:b w:val="0"/>
-          <w:color w:val="000000"/>
-          <w:sz w:val="20"/>
-          <w:u w:val="none"/>
-        </w:rPr>
-        <w:t>2. Support export by xlsx with no merging for report rows / columns.</w:t>
-      </w:r>
-    </w:p>
-    <w:p>
-      <w:pPr>
-        <w:spacing w:before="0" w:after="40"/>
-        <w:ind w:left="360" w:hanging="240"/>
-      </w:pPr>
-      <w:r>
-        <w:rPr>
-          <w:rFonts w:ascii="Arial" w:hAnsi="Arial" w:eastAsia="Arial" w:cs="Arial"/>
-          <w:b w:val="0"/>
-          <w:color w:val="000000"/>
-          <w:sz w:val="20"/>
-          <w:u w:val="none"/>
-        </w:rPr>
-        <w:t>3. Add a Tax column immediately before "Catering &amp; Non Catering Total".</w:t>
-      </w:r>
-    </w:p>
-    <w:p>
-      <w:pPr>
-        <w:spacing w:before="0" w:after="40"/>
-        <w:ind w:left="360" w:hanging="240"/>
-      </w:pPr>
-      <w:r>
-        <w:rPr>
-          <w:rFonts w:ascii="Arial" w:hAnsi="Arial" w:eastAsia="Arial" w:cs="Arial"/>
-          <w:b w:val="0"/>
-          <w:color w:val="000000"/>
-          <w:sz w:val="20"/>
-          <w:u w:val="none"/>
-        </w:rPr>
-        <w:t>4. Add the tax value in the field value "Catering &amp; Non Catering Total" (catering total + non-catering + tax).</w:t>
-      </w:r>
-    </w:p>
-    <w:p>
-      <w:pPr>
-        <w:spacing w:before="0" w:after="40"/>
-        <w:ind w:left="360" w:hanging="240"/>
-      </w:pPr>
-      <w:r>
-        <w:rPr>
-          <w:rFonts w:ascii="Arial" w:hAnsi="Arial" w:eastAsia="Arial" w:cs="Arial"/>
-          <w:b w:val="0"/>
-          <w:color w:val="000000"/>
-          <w:sz w:val="20"/>
-          <w:u w:val="none"/>
-        </w:rPr>
-        <w:t>5. Department names and payment method names shown in the report come from the department group / payment definition based on Language, especially for Chinese.</w:t>
-      </w:r>
-    </w:p>
-    <w:p>
-      <w:pPr>
-        <w:spacing w:before="0" w:after="40"/>
-        <w:ind w:left="360" w:hanging="240"/>
-      </w:pPr>
-      <w:r>
-        <w:rPr>
-          <w:rFonts w:ascii="Arial" w:hAnsi="Arial" w:eastAsia="Arial" w:cs="Arial"/>
-          <w:b w:val="0"/>
-          <w:color w:val="000000"/>
-          <w:sz w:val="20"/>
-          <w:u w:val="none"/>
-        </w:rPr>
-        <w:t>6. Update the report title in Chinese format: 销售摘要报表（中国）, with the suffix （CN）/（中国）.</w:t>
-      </w:r>
-    </w:p>
-    <w:p>
-      <w:pPr>
-        <w:spacing w:before="0" w:after="40"/>
-        <w:ind w:left="360" w:hanging="240"/>
-      </w:pPr>
-      <w:r>
-        <w:rPr>
-          <w:rFonts w:ascii="Arial" w:hAnsi="Arial" w:eastAsia="Arial" w:cs="Arial"/>
-          <w:b w:val="0"/>
-          <w:color w:val="000000"/>
-          <w:sz w:val="20"/>
-          <w:u w:val="none"/>
-        </w:rPr>
-        <w:t>7. Add a summary tax total.</w:t>
-      </w:r>
-    </w:p>
-    <w:p>
-      <w:pPr>
-        <w:spacing w:before="0" w:after="40"/>
-        <w:ind w:left="360" w:hanging="240"/>
-      </w:pPr>
-      <w:r>
-        <w:rPr>
-          <w:rFonts w:ascii="Arial" w:hAnsi="Arial" w:eastAsia="Arial" w:cs="Arial"/>
-          <w:b w:val="0"/>
-          <w:color w:val="000000"/>
-          <w:sz w:val="20"/>
-          <w:u w:val="none"/>
-        </w:rPr>
-        <w:t>8. Report name is CUS381 Sales Summary Report (CN), a new MSSQL custom report based on CUS083; the existing CUS083 is unchanged.</w:t>
-      </w:r>
-    </w:p>
     <w:sectPr>
       <w:pgSz w:w="12240" w:h="15840"/>
       <w:pgMar w:top="1440" w:right="1800" w:bottom="1440" w:left="1800" w:header="720" w:footer="720" w:gutter="0"/>
